--- a/demo/arkaja-seci-rtc-tm-v/letters/word/SECI_RTC_TM_V_Format_7.11_Arkaja_Renewables_Private_Limited.docx
+++ b/demo/arkaja-seci-rtc-tm-v/letters/word/SECI_RTC_TM_V_Format_7.11_Arkaja_Renewables_Private_Limited.docx
@@ -113,11 +113,11 @@
           <w:sz w:val="22"/>
           <w:szCs w:val="22"/>
         </w:rPr>
-        <w:t xml:space="preserve">Solar PV 511 MWac with modules, inverters, trackers and pooling: per the Capex sheet of the financial model.</w:t>
-        <w:br/>
-        <w:t xml:space="preserve">Wind 281 MW with WTGs, foundations and 33 kV collection: per the Capex sheet.</w:t>
-        <w:br/>
-        <w:t xml:space="preserve">Battery energy storage 422 MW / 1686 MWh with PCS and fire protection: per the Capex sheet.</w:t>
+        <w:t xml:space="preserve">Solar PV 523 MWac with modules, inverters, trackers and pooling: per the Capex sheet of the financial model.</w:t>
+        <w:br/>
+        <w:t xml:space="preserve">Wind 293 MW with WTGs, foundations and 33 kV collection: per the Capex sheet.</w:t>
+        <w:br/>
+        <w:t xml:space="preserve">Battery energy storage 423 MW / 1692 MWh with PCS and fire protection: per the Capex sheet.</w:t>
         <w:br/>
         <w:t xml:space="preserve">ISTS connectivity, land, development and pre-operative costs: per the Capex sheet.</w:t>
         <w:br/>
